--- a/智扫通项目面试介绍.docx
+++ b/智扫通项目面试介绍.docx
@@ -109,7 +109,7 @@
         <w:t xml:space="preserve">解决的痛点</w:t>
       </w:r>
       <w:r>
-        <w:t xml:space="preserve">：传统客服系统（如基于规则的机器人）只能回答死板问题、无法处理复杂的多步任务，且企业内部文档检索效率极低。</w:t>
+        <w:t xml:space="preserve">：传统基于规则或决策树的客服系统只能依赖“关键词匹配”来回答预设的死板问题，缺乏真正的上下文语义理解能力，面对用户“多意图穿插、跨系统查询”等复杂多步任务时极易失效并频繁转人工；同时，企业内部沉淀了海量非结构化的业务文档（如PDF手册、规章制度等），传统检索方式无法做到精准的知识抽取与总结，导致内部员工或客服团队人工翻阅资料耗时极长、检索效率极低，严重拖垮了业务响应速度并推高了人力成本。</w:t>
       </w:r>
       <w:r>
         <w:t xml:space="preserve"> </w:t>
